--- a/public/documentos/frontend/sem19/Frontend_Sem19_Adaptado.docx
+++ b/public/documentos/frontend/sem19/Frontend_Sem19_Adaptado.docx
@@ -441,14 +441,7 @@
           <w:b/>
           <w:bCs/>
         </w:rPr>
-        <w:t>├──</w:t>
-      </w:r>
-      <w:r>
-        <w:rPr>
-          <w:b/>
-          <w:bCs/>
-        </w:rPr>
-        <w:t xml:space="preserve"> React</w:t>
+        <w:t>├── React</w:t>
       </w:r>
     </w:p>
     <w:p>
@@ -474,14 +467,7 @@
           <w:b/>
           <w:bCs/>
         </w:rPr>
-        <w:t>├──</w:t>
-      </w:r>
-      <w:r>
-        <w:rPr>
-          <w:b/>
-          <w:bCs/>
-        </w:rPr>
-        <w:t xml:space="preserve"> JavaScript</w:t>
+        <w:t>├── JavaScript</w:t>
       </w:r>
     </w:p>
     <w:p>
@@ -507,14 +493,7 @@
           <w:b/>
           <w:bCs/>
         </w:rPr>
-        <w:t>├──</w:t>
-      </w:r>
-      <w:r>
-        <w:rPr>
-          <w:b/>
-          <w:bCs/>
-        </w:rPr>
-        <w:t xml:space="preserve"> ESLint</w:t>
+        <w:t>├── ESLint</w:t>
       </w:r>
     </w:p>
     <w:p>
@@ -600,7 +579,12 @@
       </w:r>
       <w:r>
         <w:br/>
-        <w:t xml:space="preserve">├── </w:t>
+      </w:r>
+      <w:r>
+        <w:t>├</w:t>
+      </w:r>
+      <w:r>
+        <w:t xml:space="preserve">── </w:t>
       </w:r>
       <w:r>
         <w:t>utils/</w:t>
@@ -610,10 +594,12 @@
       </w:r>
       <w:r>
         <w:br/>
-        <w:t>└── index.js</w:t>
-      </w:r>
-      <w:r>
-        <w:t>x</w:t>
+      </w:r>
+      <w:r>
+        <w:t xml:space="preserve">└── </w:t>
+      </w:r>
+      <w:r>
+        <w:t>main.jsx</w:t>
       </w:r>
     </w:p>
     <w:tbl>
@@ -692,12 +678,6 @@
         <w:t>store.js</w:t>
       </w:r>
       <w:r>
-        <w:rPr>
-          <w:b/>
-        </w:rPr>
-        <w:t>x</w:t>
-      </w:r>
-      <w:r>
         <w:t xml:space="preserve"> e coloque o código:</w:t>
       </w:r>
     </w:p>
@@ -716,25 +696,12 @@
         <w:ind w:left="198" w:right="198"/>
       </w:pPr>
       <w:r>
-        <w:t xml:space="preserve">import </w:t>
-      </w:r>
-      <w:proofErr w:type="gramStart"/>
-      <w:r>
-        <w:t>{ configureStore</w:t>
-      </w:r>
-      <w:proofErr w:type="gramEnd"/>
-      <w:r>
-        <w:t xml:space="preserve"> } from '@reduxjs/toolkit';</w:t>
-      </w:r>
-      <w:r>
-        <w:br/>
-        <w:t xml:space="preserve">import tarefasReducer from </w:t>
-      </w:r>
-      <w:proofErr w:type="gramStart"/>
-      <w:r>
-        <w:t>'./</w:t>
-      </w:r>
-      <w:proofErr w:type="gramEnd"/>
+        <w:t>import { configureStore } from '@reduxjs/toolkit';</w:t>
+      </w:r>
+      <w:r>
+        <w:br/>
+        <w:t>import tarefasReducer from './</w:t>
+      </w:r>
       <w:r>
         <w:t>utils/</w:t>
       </w:r>
@@ -746,15 +713,7 @@
       </w:r>
       <w:r>
         <w:br/>
-        <w:t xml:space="preserve">export const store = </w:t>
-      </w:r>
-      <w:proofErr w:type="gramStart"/>
-      <w:r>
-        <w:t>configureStore(</w:t>
-      </w:r>
-      <w:proofErr w:type="gramEnd"/>
-      <w:r>
-        <w:t>{</w:t>
+        <w:t>export const store = configureStore({</w:t>
       </w:r>
       <w:r>
         <w:br/>
@@ -834,7 +793,19 @@
         <w:rPr>
           <w:b/>
         </w:rPr>
-        <w:t>src/tarefasSlice.js</w:t>
+        <w:t>src/</w:t>
+      </w:r>
+      <w:r>
+        <w:rPr>
+          <w:b/>
+        </w:rPr>
+        <w:t>utils/</w:t>
+      </w:r>
+      <w:r>
+        <w:rPr>
+          <w:b/>
+        </w:rPr>
+        <w:t>tarefasSlice.js</w:t>
       </w:r>
       <w:r>
         <w:t>. Ele será responsável pelas regras para adicionar e remover tarefas.</w:t>
@@ -1082,7 +1053,25 @@
         <w:rPr>
           <w:b/>
         </w:rPr>
-        <w:t>src/index.js</w:t>
+        <w:t>src/</w:t>
+      </w:r>
+      <w:r>
+        <w:rPr>
+          <w:b/>
+        </w:rPr>
+        <w:t>main</w:t>
+      </w:r>
+      <w:r>
+        <w:rPr>
+          <w:b/>
+        </w:rPr>
+        <w:t>.js</w:t>
+      </w:r>
+      <w:r>
+        <w:rPr>
+          <w:b/>
+        </w:rPr>
+        <w:t>x</w:t>
       </w:r>
       <w:r>
         <w:t xml:space="preserve"> e utilize o Provider para disponibilizar o Store para a aplicação.</w:t>
@@ -1111,45 +1100,16 @@
       </w:r>
       <w:r>
         <w:br/>
-        <w:t xml:space="preserve">import App from </w:t>
-      </w:r>
-      <w:proofErr w:type="gramStart"/>
-      <w:r>
-        <w:t>'./</w:t>
-      </w:r>
-      <w:proofErr w:type="gramEnd"/>
-      <w:r>
-        <w:t>App';</w:t>
-      </w:r>
-      <w:r>
-        <w:br/>
-        <w:t xml:space="preserve">import </w:t>
-      </w:r>
-      <w:proofErr w:type="gramStart"/>
-      <w:r>
-        <w:t>{ Provider</w:t>
-      </w:r>
-      <w:proofErr w:type="gramEnd"/>
-      <w:r>
-        <w:t xml:space="preserve"> } from 'react-redux';</w:t>
-      </w:r>
-      <w:r>
-        <w:br/>
-        <w:t xml:space="preserve">import </w:t>
-      </w:r>
-      <w:proofErr w:type="gramStart"/>
-      <w:r>
-        <w:t>{ store</w:t>
-      </w:r>
-      <w:proofErr w:type="gramEnd"/>
-      <w:r>
-        <w:t xml:space="preserve"> } from </w:t>
-      </w:r>
-      <w:proofErr w:type="gramStart"/>
-      <w:r>
-        <w:t>'./</w:t>
-      </w:r>
-      <w:proofErr w:type="gramEnd"/>
+        <w:t>import App from './App';</w:t>
+      </w:r>
+      <w:r>
+        <w:br/>
+        <w:t>import { Provider } from 'react-redux';</w:t>
+      </w:r>
+      <w:r>
+        <w:br/>
+        <w:t>import { store } from './</w:t>
+      </w:r>
       <w:r>
         <w:t>utils/</w:t>
       </w:r>
@@ -1176,14 +1136,7 @@
       </w:r>
       <w:r>
         <w:br/>
-      </w:r>
-      <w:proofErr w:type="gramStart"/>
-      <w:r>
-        <w:t>root.render</w:t>
-      </w:r>
-      <w:proofErr w:type="gramEnd"/>
-      <w:r>
-        <w:t>(</w:t>
+        <w:t>root.render(</w:t>
       </w:r>
       <w:r>
         <w:br/>

--- a/public/documentos/frontend/sem19/Frontend_Sem19_Adaptado.docx
+++ b/public/documentos/frontend/sem19/Frontend_Sem19_Adaptado.docx
@@ -594,12 +594,7 @@
       </w:r>
       <w:r>
         <w:br/>
-      </w:r>
-      <w:r>
-        <w:t xml:space="preserve">└── </w:t>
-      </w:r>
-      <w:r>
-        <w:t>main.jsx</w:t>
+        <w:t>└── main.jsx</w:t>
       </w:r>
     </w:p>
     <w:tbl>
@@ -1217,6 +1212,12 @@
           <w:b/>
         </w:rPr>
         <w:t>src/App.js</w:t>
+      </w:r>
+      <w:r>
+        <w:rPr>
+          <w:b/>
+        </w:rPr>
+        <w:t>x</w:t>
       </w:r>
       <w:r>
         <w:t>, crie a interface abaixo:</w:t>

--- a/public/documentos/frontend/sem19/Frontend_Sem19_Adaptado.docx
+++ b/public/documentos/frontend/sem19/Frontend_Sem19_Adaptado.docx
@@ -695,10 +695,10 @@
       </w:r>
       <w:r>
         <w:br/>
-        <w:t>import tarefasReducer from './</w:t>
-      </w:r>
-      <w:r>
-        <w:t>utils/</w:t>
+        <w:t>import tarefasReducer from '.</w:t>
+      </w:r>
+      <w:r>
+        <w:t>/</w:t>
       </w:r>
       <w:r>
         <w:t>tarefasSlice';</w:t>
